--- a/AI Fundamentals Course/Week 2/Week2_Project.docx
+++ b/AI Fundamentals Course/Week 2/Week2_Project.docx
@@ -82,7 +82,7 @@
         <w:spacing w:after="160" w:line="360"/>
       </w:pPr>
       <w:r>
-        <w:t xml:space="preserve">3. Boston Housing: Predict house prices (13 features, 506 samples, regression task)</w:t>
+        <w:t>3. California Housing: Predict median house values (8 features, 20,640 samples, regression task; load with sklearn.datasets.fetch_california_housing)</w:t>
       </w:r>
     </w:p>
     <w:p>
